--- a/HR/1 - IFM Role Architecture.docx
+++ b/HR/1 - IFM Role Architecture.docx
@@ -200,22 +200,6 @@
       </w:r>
       <w:r>
         <w:t xml:space="preserve">at current pricing.</w:t>
-      </w:r>
-      <w:r>
-        <w:t xml:space="preserve"> </w:t>
-      </w:r>
-      <w:r>
-        <w:rPr>
-          <w:b/>
-          <w:bCs/>
-        </w:rPr>
-        <w:t xml:space="preserve">From September, ₹20–30k/month of Meta ads</w:t>
-      </w:r>
-      <w:r>
-        <w:t xml:space="preserve"> </w:t>
-      </w:r>
-      <w:r>
-        <w:t xml:space="preserve">support the sales lane, optimised to sign-ups on the batch page.</w:t>
       </w:r>
     </w:p>
     <w:p>
